--- a/Python.Analysis/model_predictions.docx
+++ b/Python.Analysis/model_predictions.docx
@@ -206,7 +206,7 @@
                 <w:rFonts w:ascii="Calibri" w:hAnsi="Calibri"/>
                 <w:sz w:val="22"/>
               </w:rPr>
-              <w:t>1.56</w:t>
+              <w:t>1.57</w:t>
             </w:r>
           </w:p>
         </w:tc>
@@ -240,7 +240,7 @@
                 <w:rFonts w:ascii="Calibri" w:hAnsi="Calibri"/>
                 <w:sz w:val="22"/>
               </w:rPr>
-              <w:t>20131</w:t>
+              <w:t>21820</w:t>
             </w:r>
           </w:p>
         </w:tc>
@@ -327,7 +327,7 @@
                 <w:rFonts w:ascii="Calibri" w:hAnsi="Calibri"/>
                 <w:sz w:val="22"/>
               </w:rPr>
-              <w:t>0.44 – 0.98</w:t>
+              <w:t>0.45 – 0.98</w:t>
             </w:r>
           </w:p>
         </w:tc>
@@ -344,7 +344,7 @@
                 <w:rFonts w:ascii="Calibri" w:hAnsi="Calibri"/>
                 <w:sz w:val="22"/>
               </w:rPr>
-              <w:t>4330</w:t>
+              <w:t>4789</w:t>
             </w:r>
           </w:p>
         </w:tc>
@@ -431,7 +431,7 @@
                 <w:rFonts w:ascii="Calibri" w:hAnsi="Calibri"/>
                 <w:sz w:val="22"/>
               </w:rPr>
-              <w:t>3.26 – 4.04</w:t>
+              <w:t>3.25 – 4.03</w:t>
             </w:r>
           </w:p>
         </w:tc>
@@ -448,7 +448,7 @@
                 <w:rFonts w:ascii="Calibri" w:hAnsi="Calibri"/>
                 <w:sz w:val="22"/>
               </w:rPr>
-              <w:t>3428</w:t>
+              <w:t>3869</w:t>
             </w:r>
           </w:p>
         </w:tc>
@@ -535,7 +535,7 @@
                 <w:rFonts w:ascii="Calibri" w:hAnsi="Calibri"/>
                 <w:sz w:val="22"/>
               </w:rPr>
-              <w:t>2.29 – 3.07</w:t>
+              <w:t>2.28 – 3.07</w:t>
             </w:r>
           </w:p>
         </w:tc>
@@ -552,7 +552,7 @@
                 <w:rFonts w:ascii="Calibri" w:hAnsi="Calibri"/>
                 <w:sz w:val="22"/>
               </w:rPr>
-              <w:t>3502</w:t>
+              <w:t>3764</w:t>
             </w:r>
           </w:p>
         </w:tc>
@@ -639,7 +639,7 @@
                 <w:rFonts w:ascii="Calibri" w:hAnsi="Calibri"/>
                 <w:sz w:val="22"/>
               </w:rPr>
-              <w:t>1.45 – 2.23</w:t>
+              <w:t>1.44 – 2.23</w:t>
             </w:r>
           </w:p>
         </w:tc>
@@ -656,7 +656,7 @@
                 <w:rFonts w:ascii="Calibri" w:hAnsi="Calibri"/>
                 <w:sz w:val="22"/>
               </w:rPr>
-              <w:t>3581</w:t>
+              <w:t>3791</w:t>
             </w:r>
           </w:p>
         </w:tc>
@@ -726,7 +726,7 @@
                 <w:rFonts w:ascii="Calibri" w:hAnsi="Calibri"/>
                 <w:sz w:val="22"/>
               </w:rPr>
-              <w:t>1.40</w:t>
+              <w:t>1.41</w:t>
             </w:r>
           </w:p>
         </w:tc>
@@ -743,7 +743,7 @@
                 <w:rFonts w:ascii="Calibri" w:hAnsi="Calibri"/>
                 <w:sz w:val="22"/>
               </w:rPr>
-              <w:t>1.00 – 1.78</w:t>
+              <w:t>1.02 – 1.80</w:t>
             </w:r>
           </w:p>
         </w:tc>
@@ -760,7 +760,7 @@
                 <w:rFonts w:ascii="Calibri" w:hAnsi="Calibri"/>
                 <w:sz w:val="22"/>
               </w:rPr>
-              <w:t>3539</w:t>
+              <w:t>3872</w:t>
             </w:r>
           </w:p>
         </w:tc>
@@ -864,7 +864,7 @@
                 <w:rFonts w:ascii="Calibri" w:hAnsi="Calibri"/>
                 <w:sz w:val="22"/>
               </w:rPr>
-              <w:t>20102</w:t>
+              <w:t>23795</w:t>
             </w:r>
           </w:p>
         </w:tc>
@@ -968,7 +968,7 @@
                 <w:rFonts w:ascii="Calibri" w:hAnsi="Calibri"/>
                 <w:sz w:val="22"/>
               </w:rPr>
-              <w:t>5379</w:t>
+              <w:t>5089</w:t>
             </w:r>
           </w:p>
         </w:tc>
@@ -1038,7 +1038,7 @@
                 <w:rFonts w:ascii="Calibri" w:hAnsi="Calibri"/>
                 <w:sz w:val="22"/>
               </w:rPr>
-              <w:t>5.41</w:t>
+              <w:t>5.40</w:t>
             </w:r>
           </w:p>
         </w:tc>
@@ -1055,7 +1055,7 @@
                 <w:rFonts w:ascii="Calibri" w:hAnsi="Calibri"/>
                 <w:sz w:val="22"/>
               </w:rPr>
-              <w:t>4.97 – 5.82</w:t>
+              <w:t>4.99 – 5.82</w:t>
             </w:r>
           </w:p>
         </w:tc>
@@ -1072,7 +1072,7 @@
                 <w:rFonts w:ascii="Calibri" w:hAnsi="Calibri"/>
                 <w:sz w:val="22"/>
               </w:rPr>
-              <w:t>4058</w:t>
+              <w:t>3992</w:t>
             </w:r>
           </w:p>
         </w:tc>
@@ -1142,7 +1142,7 @@
                 <w:rFonts w:ascii="Calibri" w:hAnsi="Calibri"/>
                 <w:sz w:val="22"/>
               </w:rPr>
-              <w:t>4.30</w:t>
+              <w:t>4.29</w:t>
             </w:r>
           </w:p>
         </w:tc>
@@ -1159,7 +1159,7 @@
                 <w:rFonts w:ascii="Calibri" w:hAnsi="Calibri"/>
                 <w:sz w:val="22"/>
               </w:rPr>
-              <w:t>3.88 – 4.72</w:t>
+              <w:t>3.87 – 4.71</w:t>
             </w:r>
           </w:p>
         </w:tc>
@@ -1176,7 +1176,7 @@
                 <w:rFonts w:ascii="Calibri" w:hAnsi="Calibri"/>
                 <w:sz w:val="22"/>
               </w:rPr>
-              <w:t>4052</w:t>
+              <w:t>3941</w:t>
             </w:r>
           </w:p>
         </w:tc>
@@ -1280,7 +1280,7 @@
                 <w:rFonts w:ascii="Calibri" w:hAnsi="Calibri"/>
                 <w:sz w:val="22"/>
               </w:rPr>
-              <w:t>4412</w:t>
+              <w:t>4054</w:t>
             </w:r>
           </w:p>
         </w:tc>
@@ -1359,7 +1359,7 @@
                 <w:rFonts w:ascii="Calibri" w:hAnsi="Calibri"/>
                 <w:sz w:val="22"/>
               </w:rPr>
-              <w:t>2.45</w:t>
+              <w:t>2.44</w:t>
             </w:r>
           </w:p>
         </w:tc>
@@ -1379,7 +1379,7 @@
                 <w:rFonts w:ascii="Calibri" w:hAnsi="Calibri"/>
                 <w:sz w:val="22"/>
               </w:rPr>
-              <w:t>2.01 – 2.86</w:t>
+              <w:t>2.03 – 2.87</w:t>
             </w:r>
           </w:p>
         </w:tc>
@@ -1399,7 +1399,7 @@
                 <w:rFonts w:ascii="Calibri" w:hAnsi="Calibri"/>
                 <w:sz w:val="22"/>
               </w:rPr>
-              <w:t>4200</w:t>
+              <w:t>3968</w:t>
             </w:r>
           </w:p>
         </w:tc>
